--- a/analysis_tables.docx
+++ b/analysis_tables.docx
@@ -7435,7 +7435,7 @@
                 <w:szCs w:val="22"/>
                 <w:color w:val="000000"/>
               </w:rPr>
-              <w:t xml:space="preserve">1</w:t>
+              <w:t xml:space="preserve">0</w:t>
             </w:r>
           </w:p>
         </w:tc>
@@ -7873,7 +7873,7 @@
                 <w:szCs w:val="22"/>
                 <w:color w:val="000000"/>
               </w:rPr>
-              <w:t xml:space="preserve">1</w:t>
+              <w:t xml:space="preserve">0</w:t>
             </w:r>
           </w:p>
         </w:tc>
